--- a/Cosmos_DB_Alerting_Initial_vs_Final_Explained.docx
+++ b/Cosmos_DB_Alerting_Initial_vs_Final_Explained.docx
@@ -11684,7 +11684,7 @@
           <w:b/>
           <w:bCs/>
         </w:rPr>
-        <w:t xml:space="preserve">Verify the App Service </w:t>
+        <w:t xml:space="preserve">(Resolved) The App Service </w:t>
       </w:r>
       <w:r>
         <w:rPr>
@@ -11702,7 +11702,39 @@
         <w:t xml:space="preserve"> semantic. </w:t>
       </w:r>
       <w:r>
-        <w:t xml:space="preserve">If the Azure exporter reports it as a cumulative counter (rather than a per-period delta), the C2 threshold would trip permanently and the C1 baseline would slope upward. A 30-second sanity-check in Grafana is described in §13.6.</w:t>
+        <w:t xml:space="preserve">Grafana evidence from 9 Jun 2026 (the raw counter shows a sawtooth oscillating between ~0.015 and ~0.20, not a monotonic climb) confirms the exporter emits this metric as a </w:t>
+      </w:r>
+      <w:r>
+        <w:rPr>
+          <w:i/>
+          <w:iCs/>
+        </w:rPr>
+        <w:t xml:space="preserve">per-period delta</w:t>
+      </w:r>
+      <w:r>
+        <w:t xml:space="preserve"> despite the </w:t>
+      </w:r>
+      <w:r>
+        <w:rPr>
+          <w:rFonts w:ascii="Consolas" w:cs="Consolas" w:eastAsia="Consolas" w:hAnsi="Consolas"/>
+          <w:sz w:val="18"/>
+          <w:szCs w:val="18"/>
+        </w:rPr>
+        <w:t xml:space="preserve">_total</w:t>
+      </w:r>
+      <w:r>
+        <w:t xml:space="preserve"> suffix. No </w:t>
+      </w:r>
+      <w:r>
+        <w:rPr>
+          <w:rFonts w:ascii="Consolas" w:cs="Consolas" w:eastAsia="Consolas" w:hAnsi="Consolas"/>
+          <w:sz w:val="18"/>
+          <w:szCs w:val="18"/>
+        </w:rPr>
+        <w:t xml:space="preserve">rate()</w:t>
+      </w:r>
+      <w:r>
+        <w:t xml:space="preserve"> wrapper needed. §13.6 retains the verification recipe for future reference but the question is closed.</w:t>
       </w:r>
     </w:p>
     <w:p>
@@ -13061,7 +13093,7 @@
               <w:spacing w:after="0" w:line="252"/>
             </w:pPr>
             <w:r>
-              <w:t xml:space="preserve">App Service z-score &gt; 3 AND value &gt; 0.3, sustained 15m</w:t>
+              <w:t xml:space="preserve">App Service z-score &gt; 3 AND value &gt; 0.10, sustained 15m</w:t>
             </w:r>
           </w:p>
         </w:tc>
@@ -13185,7 +13217,7 @@
               <w:spacing w:after="0" w:line="252"/>
             </w:pPr>
             <w:r>
-              <w:t xml:space="preserve">App Service CPU value &gt; 0.7, sustained 5m</w:t>
+              <w:t xml:space="preserve">App Service CPU value &gt; 0.40, sustained 15m</w:t>
             </w:r>
           </w:p>
         </w:tc>
@@ -13309,7 +13341,7 @@
               <w:spacing w:after="0" w:line="252"/>
             </w:pPr>
             <w:r>
-              <w:t xml:space="preserve">Node CPU% z-score &gt; 3 AND CPU &gt; 50%, sustained 10m</w:t>
+              <w:t xml:space="preserve">Node CPU% z-score &gt; 3 AND CPU &gt; 50%, sustained 15m</w:t>
             </w:r>
           </w:p>
         </w:tc>
@@ -13433,7 +13465,7 @@
               <w:spacing w:after="0" w:line="252"/>
             </w:pPr>
             <w:r>
-              <w:t xml:space="preserve">Node CPU% &gt; 85%, sustained 5m</w:t>
+              <w:t xml:space="preserve">Node CPU% &gt; 85%, sustained 15m</w:t>
             </w:r>
           </w:p>
         </w:tc>
@@ -13518,27 +13550,17 @@
         <w:jc w:val="both"/>
       </w:pPr>
       <w:r>
-        <w:t xml:space="preserve">Notice the absolute thresholds (0.7 for App Service, 85% for AKS) are </w:t>
+        <w:t xml:space="preserve">AKS keeps the original 85% hard line. App Service was recalibrated against 30 days of Grafana evidence — the workload baselines at ~0.025 CPU-seconds with historical peaks around ~0.20, so the original 0.7 threshold sat about </w:t>
       </w:r>
       <w:r>
         <w:rPr>
           <w:b/>
           <w:bCs/>
         </w:rPr>
-        <w:t xml:space="preserve">the same</w:t>
-      </w:r>
-      <w:r>
-        <w:t xml:space="preserve"> as the originals. The threshold tier therefore preserves exactly the behaviour you already had. The new value is the </w:t>
-      </w:r>
-      <w:r>
-        <w:rPr>
-          <w:i/>
-          <w:iCs/>
-        </w:rPr>
-        <w:t xml:space="preserve">predictive tier</w:t>
-      </w:r>
-      <w:r>
-        <w:t xml:space="preserve"> sitting under it: an early-warning email when CPU starts deviating from its own normal, before it crosses the hard line.</w:t>
+        <w:t xml:space="preserve">3.5× higher than any value ever observed</w:t>
+      </w:r>
+      <w:r>
+        <w:t xml:space="preserve"> and would essentially never have fired. The new 0.40 sits at roughly 2× the historical peak: clearly outside normal, but reachable by a real regression. The C1 anomaly tier sitting under it (z &gt; 3 AND value &gt; 0.10) is the predictive early-warning email that catches deviation before this hard line is reached.</w:t>
       </w:r>
     </w:p>
     <w:p>
@@ -14300,7 +14322,7 @@
                 <w:b/>
                 <w:bCs/>
               </w:rPr>
-              <w:t xml:space="preserve">Original threshold values</w:t>
+              <w:t xml:space="preserve">Threshold values</w:t>
             </w:r>
           </w:p>
         </w:tc>
@@ -14358,17 +14380,9 @@
           <w:p>
             <w:pPr>
               <w:spacing w:after="0" w:line="252"/>
-              <w:jc w:val="left"/>
-            </w:pPr>
-            <w:r>
-              <w:rPr>
-                <w:b w:val="false"/>
-                <w:bCs w:val="false"/>
-                <w:color w:val="000000"/>
-                <w:sz w:val="18"/>
-                <w:szCs w:val="18"/>
-              </w:rPr>
-              <w:t xml:space="preserve">Preserved in C2 and C6</w:t>
+            </w:pPr>
+            <w:r>
+              <w:t xml:space="preserve">AKS preserved at 85%. App Service recalibrated to 0.40 after 30-d Grafana evidence showed peaks ~0.20 (see §13.6).</w:t>
             </w:r>
           </w:p>
         </w:tc>
@@ -14802,7 +14816,7 @@
                 <w:sz w:val="18"/>
                 <w:szCs w:val="18"/>
               </w:rPr>
-              <w:t xml:space="preserve">— (still under 0.7)</w:t>
+              <w:t xml:space="preserve">— (still under 0.40)</w:t>
             </w:r>
           </w:p>
         </w:tc>
@@ -15331,7 +15345,7 @@
         <w:pStyle w:val="Heading2"/>
       </w:pPr>
       <w:r>
-        <w:t xml:space="preserve">13.6 One concern worth verifying about the App Service rule</w:t>
+        <w:t xml:space="preserve">13.6 The App Service metric semantic — RESOLVED</w:t>
       </w:r>
     </w:p>
     <w:tbl>
@@ -15354,10 +15368,10 @@
           <w:tcPr>
             <w:tcW w:type="dxa" w:w="9360"/>
             <w:tcBorders>
-              <w:top w:val="single" w:color="B8860B" w:sz="2"/>
-              <w:left w:val="single" w:color="B8860B" w:sz="24"/>
-              <w:bottom w:val="single" w:color="B8860B" w:sz="2"/>
-              <w:right w:val="single" w:color="B8860B" w:sz="2"/>
+              <w:top w:val="single" w:color="2E7D32" w:sz="2"/>
+              <w:left w:val="single" w:color="2E7D32" w:sz="24"/>
+              <w:bottom w:val="single" w:color="2E7D32" w:sz="2"/>
+              <w:right w:val="single" w:color="2E7D32" w:sz="2"/>
             </w:tcBorders>
             <w:shd w:fill="FBFBF7" w:val="clear"/>
             <w:tcMar>
@@ -15375,11 +15389,11 @@
               <w:rPr>
                 <w:b/>
                 <w:bCs/>
-                <w:color w:val="B8860B"/>
+                <w:color w:val="2E7D32"/>
                 <w:sz w:val="19"/>
                 <w:szCs w:val="19"/>
               </w:rPr>
-              <w:t xml:space="preserve">Read this before relying on C1 / C2 in production</w:t>
+              <w:t xml:space="preserve">Confirmed by Grafana evidence (9 Jun 2026): no rate() wrapper needed</w:t>
             </w:r>
           </w:p>
           <w:p>
@@ -15409,17 +15423,38 @@
               <w:t xml:space="preserve">_total</w:t>
             </w:r>
             <w:r>
-              <w:t xml:space="preserve"> suffix, which in Prometheus convention means a </w:t>
+              <w:t xml:space="preserve"> suffix, which in Prometheus convention usually means a monotonically increasing counter. We worried this would break the threshold and z-score. Charting </w:t>
+            </w:r>
+            <w:r>
+              <w:rPr>
+                <w:rFonts w:ascii="Consolas" w:cs="Consolas" w:eastAsia="Consolas" w:hAnsi="Consolas"/>
+                <w:sz w:val="18"/>
+                <w:szCs w:val="18"/>
+              </w:rPr>
+              <w:t xml:space="preserve">azure_web_sites_cputime_seconds_total</w:t>
+            </w:r>
+            <w:r>
+              <w:t xml:space="preserve"> over 30 days in Grafana Explore </w:t>
             </w:r>
             <w:r>
               <w:rPr>
                 <w:b/>
                 <w:bCs/>
               </w:rPr>
-              <w:t xml:space="preserve">monotonically increasing counter</w:t>
-            </w:r>
-            <w:r>
-              <w:t xml:space="preserve">. If the Azure exporter truly emits it that way, then </w:t>
+              <w:t xml:space="preserve">settled the question</w:t>
+            </w:r>
+            <w:r>
+              <w:t xml:space="preserve">: the line oscillates between roughly 0.015 and 0.20 in a sawtooth pattern, not a monotonic climb. The Azure exporter emits this metric as a </w:t>
+            </w:r>
+            <w:r>
+              <w:rPr>
+                <w:i/>
+                <w:iCs/>
+              </w:rPr>
+              <w:t xml:space="preserve">per-period delta</w:t>
+            </w:r>
+            <w:r>
+              <w:t xml:space="preserve"> despite the </w:t>
             </w:r>
             <w:r>
               <w:rPr>
@@ -15427,10 +15462,21 @@
                 <w:sz w:val="18"/>
                 <w:szCs w:val="18"/>
               </w:rPr>
-              <w:t xml:space="preserve">appsvc:cputime:5m &gt; 0.7</w:t>
-            </w:r>
-            <w:r>
-              <w:t xml:space="preserve"> would trip permanently a few seconds after startup (because the cumulative total only grows) — and the z-score would compute against a constantly-rising baseline, which is not useful.</w:t>
+              <w:t xml:space="preserve">_total</w:t>
+            </w:r>
+            <w:r>
+              <w:t xml:space="preserve"> suffix. Conclusion: the recording rule is correct as-is; no </w:t>
+            </w:r>
+            <w:r>
+              <w:rPr>
+                <w:rFonts w:ascii="Consolas" w:cs="Consolas" w:eastAsia="Consolas" w:hAnsi="Consolas"/>
+                <w:sz w:val="18"/>
+                <w:szCs w:val="18"/>
+              </w:rPr>
+              <w:t xml:space="preserve">rate()</w:t>
+            </w:r>
+            <w:r>
+              <w:t xml:space="preserve"> wrapper is needed.</w:t>
             </w:r>
           </w:p>
         </w:tc>
@@ -15438,7 +15484,7 @@
     </w:tbl>
     <w:p>
       <w:pPr>
-        <w:spacing w:after="60"/>
+        <w:spacing w:after="40"/>
       </w:pPr>
       <w:r>
         <w:t xml:space="preserve"/>
@@ -15450,7 +15496,7 @@
         <w:jc w:val="both"/>
       </w:pPr>
       <w:r>
-        <w:t xml:space="preserve">The original alert had this same potential issue and presumably worked in your environment, which suggests the exporter reports the metric as a per-period delta despite the suffix. The 30-second check: in Grafana, plot </w:t>
+        <w:t xml:space="preserve">The same Grafana exercise produced the per-workload calibration data that drove the recalibration in §13.3. The numbers below are the 30-day distribution of </w:t>
       </w:r>
       <w:r>
         <w:rPr>
@@ -15461,27 +15507,625 @@
         <w:t xml:space="preserve">appsvc:cputime:5m</w:t>
       </w:r>
       <w:r>
-        <w:t xml:space="preserve"> over the last 24 h. If the line looks </w:t>
-      </w:r>
-      <w:r>
-        <w:rPr>
-          <w:i/>
-          <w:iCs/>
-        </w:rPr>
-        <w:t xml:space="preserve">sawtoothy or roughly flat</w:t>
-      </w:r>
-      <w:r>
-        <w:t xml:space="preserve"> (oscillating around some level), the per-period interpretation is correct and C1/C2 work as designed. If it looks </w:t>
-      </w:r>
-      <w:r>
-        <w:rPr>
-          <w:i/>
-          <w:iCs/>
-        </w:rPr>
-        <w:t xml:space="preserve">monotonically rising</w:t>
-      </w:r>
-      <w:r>
-        <w:t xml:space="preserve">, change the C1/C2 recording rule from a raw selector to a </w:t>
+        <w:t xml:space="preserve">:</w:t>
+      </w:r>
+    </w:p>
+    <w:tbl>
+      <w:tblPr>
+        <w:tblW w:type="dxa" w:w="9360"/>
+        <w:tblBorders>
+          <w:top w:val="single" w:color="auto" w:sz="4"/>
+          <w:left w:val="single" w:color="auto" w:sz="4"/>
+          <w:bottom w:val="single" w:color="auto" w:sz="4"/>
+          <w:right w:val="single" w:color="auto" w:sz="4"/>
+          <w:insideH w:val="single" w:color="auto" w:sz="4"/>
+          <w:insideV w:val="single" w:color="auto" w:sz="4"/>
+        </w:tblBorders>
+      </w:tblPr>
+      <w:tblGrid>
+        <w:gridCol w:w="2400"/>
+        <w:gridCol w:w="2300"/>
+        <w:gridCol w:w="4660"/>
+      </w:tblGrid>
+      <w:tr>
+        <w:trPr>
+          <w:tblHeader/>
+        </w:trPr>
+        <w:tc>
+          <w:tcPr>
+            <w:tcW w:type="dxa" w:w="2400"/>
+            <w:tcBorders>
+              <w:top w:val="single" w:color="BFBFBF" w:sz="1"/>
+              <w:left w:val="single" w:color="BFBFBF" w:sz="1"/>
+              <w:bottom w:val="single" w:color="BFBFBF" w:sz="1"/>
+              <w:right w:val="single" w:color="BFBFBF" w:sz="1"/>
+            </w:tcBorders>
+            <w:shd w:fill="1F3864" w:val="clear"/>
+            <w:tcMar>
+              <w:top w:type="dxa" w:w="70"/>
+              <w:left w:type="dxa" w:w="110"/>
+              <w:bottom w:type="dxa" w:w="70"/>
+              <w:right w:type="dxa" w:w="110"/>
+            </w:tcMar>
+          </w:tcPr>
+          <w:p>
+            <w:pPr>
+              <w:spacing w:after="0" w:line="252"/>
+              <w:jc w:val="left"/>
+            </w:pPr>
+            <w:r>
+              <w:rPr>
+                <w:b/>
+                <w:bCs/>
+                <w:color w:val="FFFFFF"/>
+                <w:sz w:val="18"/>
+                <w:szCs w:val="18"/>
+              </w:rPr>
+              <w:t xml:space="preserve">Statistic</w:t>
+            </w:r>
+          </w:p>
+        </w:tc>
+        <w:tc>
+          <w:tcPr>
+            <w:tcW w:type="dxa" w:w="2300"/>
+            <w:tcBorders>
+              <w:top w:val="single" w:color="BFBFBF" w:sz="1"/>
+              <w:left w:val="single" w:color="BFBFBF" w:sz="1"/>
+              <w:bottom w:val="single" w:color="BFBFBF" w:sz="1"/>
+              <w:right w:val="single" w:color="BFBFBF" w:sz="1"/>
+            </w:tcBorders>
+            <w:shd w:fill="1F3864" w:val="clear"/>
+            <w:tcMar>
+              <w:top w:type="dxa" w:w="70"/>
+              <w:left w:type="dxa" w:w="110"/>
+              <w:bottom w:type="dxa" w:w="70"/>
+              <w:right w:type="dxa" w:w="110"/>
+            </w:tcMar>
+          </w:tcPr>
+          <w:p>
+            <w:pPr>
+              <w:spacing w:after="0" w:line="252"/>
+              <w:jc w:val="left"/>
+            </w:pPr>
+            <w:r>
+              <w:rPr>
+                <w:b/>
+                <w:bCs/>
+                <w:color w:val="FFFFFF"/>
+                <w:sz w:val="18"/>
+                <w:szCs w:val="18"/>
+              </w:rPr>
+              <w:t xml:space="preserve">30-day value</w:t>
+            </w:r>
+          </w:p>
+        </w:tc>
+        <w:tc>
+          <w:tcPr>
+            <w:tcW w:type="dxa" w:w="4660"/>
+            <w:tcBorders>
+              <w:top w:val="single" w:color="BFBFBF" w:sz="1"/>
+              <w:left w:val="single" w:color="BFBFBF" w:sz="1"/>
+              <w:bottom w:val="single" w:color="BFBFBF" w:sz="1"/>
+              <w:right w:val="single" w:color="BFBFBF" w:sz="1"/>
+            </w:tcBorders>
+            <w:shd w:fill="1F3864" w:val="clear"/>
+            <w:tcMar>
+              <w:top w:type="dxa" w:w="70"/>
+              <w:left w:type="dxa" w:w="110"/>
+              <w:bottom w:type="dxa" w:w="70"/>
+              <w:right w:type="dxa" w:w="110"/>
+            </w:tcMar>
+          </w:tcPr>
+          <w:p>
+            <w:pPr>
+              <w:spacing w:after="0" w:line="252"/>
+              <w:jc w:val="left"/>
+            </w:pPr>
+            <w:r>
+              <w:rPr>
+                <w:b/>
+                <w:bCs/>
+                <w:color w:val="FFFFFF"/>
+                <w:sz w:val="18"/>
+                <w:szCs w:val="18"/>
+              </w:rPr>
+              <w:t xml:space="preserve">Implication for the alert</w:t>
+            </w:r>
+          </w:p>
+        </w:tc>
+      </w:tr>
+      <w:tr>
+        <w:tc>
+          <w:tcPr>
+            <w:tcW w:type="dxa" w:w="2400"/>
+            <w:tcBorders>
+              <w:top w:val="single" w:color="BFBFBF" w:sz="1"/>
+              <w:left w:val="single" w:color="BFBFBF" w:sz="1"/>
+              <w:bottom w:val="single" w:color="BFBFBF" w:sz="1"/>
+              <w:right w:val="single" w:color="BFBFBF" w:sz="1"/>
+            </w:tcBorders>
+            <w:shd w:fill="FFFFFF" w:val="clear"/>
+            <w:tcMar>
+              <w:top w:type="dxa" w:w="70"/>
+              <w:left w:type="dxa" w:w="110"/>
+              <w:bottom w:type="dxa" w:w="70"/>
+              <w:right w:type="dxa" w:w="110"/>
+            </w:tcMar>
+          </w:tcPr>
+          <w:p>
+            <w:pPr>
+              <w:spacing w:after="0" w:line="252"/>
+            </w:pPr>
+            <w:r>
+              <w:rPr>
+                <w:b/>
+                <w:bCs/>
+              </w:rPr>
+              <w:t xml:space="preserve">Baseline (typical)</w:t>
+            </w:r>
+          </w:p>
+        </w:tc>
+        <w:tc>
+          <w:tcPr>
+            <w:tcW w:type="dxa" w:w="2300"/>
+            <w:tcBorders>
+              <w:top w:val="single" w:color="BFBFBF" w:sz="1"/>
+              <w:left w:val="single" w:color="BFBFBF" w:sz="1"/>
+              <w:bottom w:val="single" w:color="BFBFBF" w:sz="1"/>
+              <w:right w:val="single" w:color="BFBFBF" w:sz="1"/>
+            </w:tcBorders>
+            <w:shd w:fill="FFFFFF" w:val="clear"/>
+            <w:tcMar>
+              <w:top w:type="dxa" w:w="70"/>
+              <w:left w:type="dxa" w:w="110"/>
+              <w:bottom w:type="dxa" w:w="70"/>
+              <w:right w:type="dxa" w:w="110"/>
+            </w:tcMar>
+          </w:tcPr>
+          <w:p>
+            <w:pPr>
+              <w:spacing w:after="0" w:line="252"/>
+              <w:jc w:val="left"/>
+            </w:pPr>
+            <w:r>
+              <w:rPr>
+                <w:b w:val="false"/>
+                <w:bCs w:val="false"/>
+                <w:color w:val="000000"/>
+                <w:sz w:val="18"/>
+                <w:szCs w:val="18"/>
+              </w:rPr>
+              <w:t xml:space="preserve">≈ 0.020 – 0.025</w:t>
+            </w:r>
+          </w:p>
+        </w:tc>
+        <w:tc>
+          <w:tcPr>
+            <w:tcW w:type="dxa" w:w="4660"/>
+            <w:tcBorders>
+              <w:top w:val="single" w:color="BFBFBF" w:sz="1"/>
+              <w:left w:val="single" w:color="BFBFBF" w:sz="1"/>
+              <w:bottom w:val="single" w:color="BFBFBF" w:sz="1"/>
+              <w:right w:val="single" w:color="BFBFBF" w:sz="1"/>
+            </w:tcBorders>
+            <w:shd w:fill="FFFFFF" w:val="clear"/>
+            <w:tcMar>
+              <w:top w:type="dxa" w:w="70"/>
+              <w:left w:type="dxa" w:w="110"/>
+              <w:bottom w:type="dxa" w:w="70"/>
+              <w:right w:type="dxa" w:w="110"/>
+            </w:tcMar>
+          </w:tcPr>
+          <w:p>
+            <w:pPr>
+              <w:spacing w:after="0" w:line="252"/>
+              <w:jc w:val="left"/>
+            </w:pPr>
+            <w:r>
+              <w:rPr>
+                <w:b w:val="false"/>
+                <w:bCs w:val="false"/>
+                <w:color w:val="000000"/>
+                <w:sz w:val="18"/>
+                <w:szCs w:val="18"/>
+              </w:rPr>
+              <w:t xml:space="preserve">App Service runs essentially idle most of the time.</w:t>
+            </w:r>
+          </w:p>
+        </w:tc>
+      </w:tr>
+      <w:tr>
+        <w:tc>
+          <w:tcPr>
+            <w:tcW w:type="dxa" w:w="2400"/>
+            <w:tcBorders>
+              <w:top w:val="single" w:color="BFBFBF" w:sz="1"/>
+              <w:left w:val="single" w:color="BFBFBF" w:sz="1"/>
+              <w:bottom w:val="single" w:color="BFBFBF" w:sz="1"/>
+              <w:right w:val="single" w:color="BFBFBF" w:sz="1"/>
+            </w:tcBorders>
+            <w:shd w:fill="F2F2F2" w:val="clear"/>
+            <w:tcMar>
+              <w:top w:type="dxa" w:w="70"/>
+              <w:left w:type="dxa" w:w="110"/>
+              <w:bottom w:type="dxa" w:w="70"/>
+              <w:right w:type="dxa" w:w="110"/>
+            </w:tcMar>
+          </w:tcPr>
+          <w:p>
+            <w:pPr>
+              <w:spacing w:after="0" w:line="252"/>
+            </w:pPr>
+            <w:r>
+              <w:rPr>
+                <w:b/>
+                <w:bCs/>
+              </w:rPr>
+              <w:t xml:space="preserve">Historical peak</w:t>
+            </w:r>
+          </w:p>
+        </w:tc>
+        <w:tc>
+          <w:tcPr>
+            <w:tcW w:type="dxa" w:w="2300"/>
+            <w:tcBorders>
+              <w:top w:val="single" w:color="BFBFBF" w:sz="1"/>
+              <w:left w:val="single" w:color="BFBFBF" w:sz="1"/>
+              <w:bottom w:val="single" w:color="BFBFBF" w:sz="1"/>
+              <w:right w:val="single" w:color="BFBFBF" w:sz="1"/>
+            </w:tcBorders>
+            <w:shd w:fill="F2F2F2" w:val="clear"/>
+            <w:tcMar>
+              <w:top w:type="dxa" w:w="70"/>
+              <w:left w:type="dxa" w:w="110"/>
+              <w:bottom w:type="dxa" w:w="70"/>
+              <w:right w:type="dxa" w:w="110"/>
+            </w:tcMar>
+          </w:tcPr>
+          <w:p>
+            <w:pPr>
+              <w:spacing w:after="0" w:line="252"/>
+              <w:jc w:val="left"/>
+            </w:pPr>
+            <w:r>
+              <w:rPr>
+                <w:b w:val="false"/>
+                <w:bCs w:val="false"/>
+                <w:color w:val="000000"/>
+                <w:sz w:val="18"/>
+                <w:szCs w:val="18"/>
+              </w:rPr>
+              <w:t xml:space="preserve">≈ 0.20</w:t>
+            </w:r>
+          </w:p>
+        </w:tc>
+        <w:tc>
+          <w:tcPr>
+            <w:tcW w:type="dxa" w:w="4660"/>
+            <w:tcBorders>
+              <w:top w:val="single" w:color="BFBFBF" w:sz="1"/>
+              <w:left w:val="single" w:color="BFBFBF" w:sz="1"/>
+              <w:bottom w:val="single" w:color="BFBFBF" w:sz="1"/>
+              <w:right w:val="single" w:color="BFBFBF" w:sz="1"/>
+            </w:tcBorders>
+            <w:shd w:fill="F2F2F2" w:val="clear"/>
+            <w:tcMar>
+              <w:top w:type="dxa" w:w="70"/>
+              <w:left w:type="dxa" w:w="110"/>
+              <w:bottom w:type="dxa" w:w="70"/>
+              <w:right w:type="dxa" w:w="110"/>
+            </w:tcMar>
+          </w:tcPr>
+          <w:p>
+            <w:pPr>
+              <w:spacing w:after="0" w:line="252"/>
+              <w:jc w:val="left"/>
+            </w:pPr>
+            <w:r>
+              <w:rPr>
+                <w:b w:val="false"/>
+                <w:bCs w:val="false"/>
+                <w:color w:val="000000"/>
+                <w:sz w:val="18"/>
+                <w:szCs w:val="18"/>
+              </w:rPr>
+              <w:t xml:space="preserve">Highest value ever reached over 30 days.</w:t>
+            </w:r>
+          </w:p>
+        </w:tc>
+      </w:tr>
+      <w:tr>
+        <w:tc>
+          <w:tcPr>
+            <w:tcW w:type="dxa" w:w="2400"/>
+            <w:tcBorders>
+              <w:top w:val="single" w:color="BFBFBF" w:sz="1"/>
+              <w:left w:val="single" w:color="BFBFBF" w:sz="1"/>
+              <w:bottom w:val="single" w:color="BFBFBF" w:sz="1"/>
+              <w:right w:val="single" w:color="BFBFBF" w:sz="1"/>
+            </w:tcBorders>
+            <w:shd w:fill="FFFFFF" w:val="clear"/>
+            <w:tcMar>
+              <w:top w:type="dxa" w:w="70"/>
+              <w:left w:type="dxa" w:w="110"/>
+              <w:bottom w:type="dxa" w:w="70"/>
+              <w:right w:type="dxa" w:w="110"/>
+            </w:tcMar>
+          </w:tcPr>
+          <w:p>
+            <w:pPr>
+              <w:spacing w:after="0" w:line="252"/>
+            </w:pPr>
+            <w:r>
+              <w:rPr>
+                <w:b/>
+                <w:bCs/>
+              </w:rPr>
+              <w:t xml:space="preserve">Earlier threshold (0.7)</w:t>
+            </w:r>
+          </w:p>
+        </w:tc>
+        <w:tc>
+          <w:tcPr>
+            <w:tcW w:type="dxa" w:w="2300"/>
+            <w:tcBorders>
+              <w:top w:val="single" w:color="BFBFBF" w:sz="1"/>
+              <w:left w:val="single" w:color="BFBFBF" w:sz="1"/>
+              <w:bottom w:val="single" w:color="BFBFBF" w:sz="1"/>
+              <w:right w:val="single" w:color="BFBFBF" w:sz="1"/>
+            </w:tcBorders>
+            <w:shd w:fill="FFFFFF" w:val="clear"/>
+            <w:tcMar>
+              <w:top w:type="dxa" w:w="70"/>
+              <w:left w:type="dxa" w:w="110"/>
+              <w:bottom w:type="dxa" w:w="70"/>
+              <w:right w:type="dxa" w:w="110"/>
+            </w:tcMar>
+          </w:tcPr>
+          <w:p>
+            <w:pPr>
+              <w:spacing w:after="0" w:line="252"/>
+              <w:jc w:val="left"/>
+            </w:pPr>
+            <w:r>
+              <w:rPr>
+                <w:b w:val="false"/>
+                <w:bCs w:val="false"/>
+                <w:color w:val="000000"/>
+                <w:sz w:val="18"/>
+                <w:szCs w:val="18"/>
+              </w:rPr>
+              <w:t xml:space="preserve">would never have fired</w:t>
+            </w:r>
+          </w:p>
+        </w:tc>
+        <w:tc>
+          <w:tcPr>
+            <w:tcW w:type="dxa" w:w="4660"/>
+            <w:tcBorders>
+              <w:top w:val="single" w:color="BFBFBF" w:sz="1"/>
+              <w:left w:val="single" w:color="BFBFBF" w:sz="1"/>
+              <w:bottom w:val="single" w:color="BFBFBF" w:sz="1"/>
+              <w:right w:val="single" w:color="BFBFBF" w:sz="1"/>
+            </w:tcBorders>
+            <w:shd w:fill="FFFFFF" w:val="clear"/>
+            <w:tcMar>
+              <w:top w:type="dxa" w:w="70"/>
+              <w:left w:type="dxa" w:w="110"/>
+              <w:bottom w:type="dxa" w:w="70"/>
+              <w:right w:type="dxa" w:w="110"/>
+            </w:tcMar>
+          </w:tcPr>
+          <w:p>
+            <w:pPr>
+              <w:spacing w:after="0" w:line="252"/>
+            </w:pPr>
+            <w:r>
+              <w:t xml:space="preserve">Original threshold sat 3.5× higher than any observed value. Effectively dead.</w:t>
+            </w:r>
+          </w:p>
+        </w:tc>
+      </w:tr>
+      <w:tr>
+        <w:tc>
+          <w:tcPr>
+            <w:tcW w:type="dxa" w:w="2400"/>
+            <w:tcBorders>
+              <w:top w:val="single" w:color="BFBFBF" w:sz="1"/>
+              <w:left w:val="single" w:color="BFBFBF" w:sz="1"/>
+              <w:bottom w:val="single" w:color="BFBFBF" w:sz="1"/>
+              <w:right w:val="single" w:color="BFBFBF" w:sz="1"/>
+            </w:tcBorders>
+            <w:shd w:fill="F2F2F2" w:val="clear"/>
+            <w:tcMar>
+              <w:top w:type="dxa" w:w="70"/>
+              <w:left w:type="dxa" w:w="110"/>
+              <w:bottom w:type="dxa" w:w="70"/>
+              <w:right w:type="dxa" w:w="110"/>
+            </w:tcMar>
+          </w:tcPr>
+          <w:p>
+            <w:pPr>
+              <w:spacing w:after="0" w:line="252"/>
+            </w:pPr>
+            <w:r>
+              <w:rPr>
+                <w:b/>
+                <w:bCs/>
+              </w:rPr>
+              <w:t xml:space="preserve">New threshold (0.40)</w:t>
+            </w:r>
+          </w:p>
+        </w:tc>
+        <w:tc>
+          <w:tcPr>
+            <w:tcW w:type="dxa" w:w="2300"/>
+            <w:tcBorders>
+              <w:top w:val="single" w:color="BFBFBF" w:sz="1"/>
+              <w:left w:val="single" w:color="BFBFBF" w:sz="1"/>
+              <w:bottom w:val="single" w:color="BFBFBF" w:sz="1"/>
+              <w:right w:val="single" w:color="BFBFBF" w:sz="1"/>
+            </w:tcBorders>
+            <w:shd w:fill="F2F2F2" w:val="clear"/>
+            <w:tcMar>
+              <w:top w:type="dxa" w:w="70"/>
+              <w:left w:type="dxa" w:w="110"/>
+              <w:bottom w:type="dxa" w:w="70"/>
+              <w:right w:type="dxa" w:w="110"/>
+            </w:tcMar>
+          </w:tcPr>
+          <w:p>
+            <w:pPr>
+              <w:spacing w:after="0" w:line="252"/>
+              <w:jc w:val="left"/>
+            </w:pPr>
+            <w:r>
+              <w:rPr>
+                <w:b w:val="false"/>
+                <w:bCs w:val="false"/>
+                <w:color w:val="000000"/>
+                <w:sz w:val="18"/>
+                <w:szCs w:val="18"/>
+              </w:rPr>
+              <w:t xml:space="preserve">fires only on a real regression</w:t>
+            </w:r>
+          </w:p>
+        </w:tc>
+        <w:tc>
+          <w:tcPr>
+            <w:tcW w:type="dxa" w:w="4660"/>
+            <w:tcBorders>
+              <w:top w:val="single" w:color="BFBFBF" w:sz="1"/>
+              <w:left w:val="single" w:color="BFBFBF" w:sz="1"/>
+              <w:bottom w:val="single" w:color="BFBFBF" w:sz="1"/>
+              <w:right w:val="single" w:color="BFBFBF" w:sz="1"/>
+            </w:tcBorders>
+            <w:shd w:fill="F2F2F2" w:val="clear"/>
+            <w:tcMar>
+              <w:top w:type="dxa" w:w="70"/>
+              <w:left w:type="dxa" w:w="110"/>
+              <w:bottom w:type="dxa" w:w="70"/>
+              <w:right w:type="dxa" w:w="110"/>
+            </w:tcMar>
+          </w:tcPr>
+          <w:p>
+            <w:pPr>
+              <w:spacing w:after="0" w:line="252"/>
+            </w:pPr>
+            <w:r>
+              <w:t xml:space="preserve">2× the historical peak — comfortably above normal, clearly inside outage territory.</w:t>
+            </w:r>
+          </w:p>
+        </w:tc>
+      </w:tr>
+      <w:tr>
+        <w:tc>
+          <w:tcPr>
+            <w:tcW w:type="dxa" w:w="2400"/>
+            <w:tcBorders>
+              <w:top w:val="single" w:color="BFBFBF" w:sz="1"/>
+              <w:left w:val="single" w:color="BFBFBF" w:sz="1"/>
+              <w:bottom w:val="single" w:color="BFBFBF" w:sz="1"/>
+              <w:right w:val="single" w:color="BFBFBF" w:sz="1"/>
+            </w:tcBorders>
+            <w:shd w:fill="FFFFFF" w:val="clear"/>
+            <w:tcMar>
+              <w:top w:type="dxa" w:w="70"/>
+              <w:left w:type="dxa" w:w="110"/>
+              <w:bottom w:type="dxa" w:w="70"/>
+              <w:right w:type="dxa" w:w="110"/>
+            </w:tcMar>
+          </w:tcPr>
+          <w:p>
+            <w:pPr>
+              <w:spacing w:after="0" w:line="252"/>
+            </w:pPr>
+            <w:r>
+              <w:rPr>
+                <w:b/>
+                <w:bCs/>
+              </w:rPr>
+              <w:t xml:space="preserve">New anomaly absolute floor (0.10)</w:t>
+            </w:r>
+          </w:p>
+        </w:tc>
+        <w:tc>
+          <w:tcPr>
+            <w:tcW w:type="dxa" w:w="2300"/>
+            <w:tcBorders>
+              <w:top w:val="single" w:color="BFBFBF" w:sz="1"/>
+              <w:left w:val="single" w:color="BFBFBF" w:sz="1"/>
+              <w:bottom w:val="single" w:color="BFBFBF" w:sz="1"/>
+              <w:right w:val="single" w:color="BFBFBF" w:sz="1"/>
+            </w:tcBorders>
+            <w:shd w:fill="FFFFFF" w:val="clear"/>
+            <w:tcMar>
+              <w:top w:type="dxa" w:w="70"/>
+              <w:left w:type="dxa" w:w="110"/>
+              <w:bottom w:type="dxa" w:w="70"/>
+              <w:right w:type="dxa" w:w="110"/>
+            </w:tcMar>
+          </w:tcPr>
+          <w:p>
+            <w:pPr>
+              <w:spacing w:after="0" w:line="252"/>
+              <w:jc w:val="left"/>
+            </w:pPr>
+            <w:r>
+              <w:rPr>
+                <w:b w:val="false"/>
+                <w:bCs w:val="false"/>
+                <w:color w:val="000000"/>
+                <w:sz w:val="18"/>
+                <w:szCs w:val="18"/>
+              </w:rPr>
+              <w:t xml:space="preserve">above baseline, below peak</w:t>
+            </w:r>
+          </w:p>
+        </w:tc>
+        <w:tc>
+          <w:tcPr>
+            <w:tcW w:type="dxa" w:w="4660"/>
+            <w:tcBorders>
+              <w:top w:val="single" w:color="BFBFBF" w:sz="1"/>
+              <w:left w:val="single" w:color="BFBFBF" w:sz="1"/>
+              <w:bottom w:val="single" w:color="BFBFBF" w:sz="1"/>
+              <w:right w:val="single" w:color="BFBFBF" w:sz="1"/>
+            </w:tcBorders>
+            <w:shd w:fill="FFFFFF" w:val="clear"/>
+            <w:tcMar>
+              <w:top w:type="dxa" w:w="70"/>
+              <w:left w:type="dxa" w:w="110"/>
+              <w:bottom w:type="dxa" w:w="70"/>
+              <w:right w:type="dxa" w:w="110"/>
+            </w:tcMar>
+          </w:tcPr>
+          <w:p>
+            <w:pPr>
+              <w:spacing w:after="0" w:line="252"/>
+            </w:pPr>
+            <w:r>
+              <w:t xml:space="preserve">Lets the z-score fire on real spikes in the 0.10–0.20 band before the threshold tier ever triggers.</w:t>
+            </w:r>
+          </w:p>
+        </w:tc>
+      </w:tr>
+    </w:tbl>
+    <w:p>
+      <w:pPr>
+        <w:spacing w:after="60"/>
+      </w:pPr>
+      <w:r>
+        <w:t xml:space="preserve"/>
+      </w:r>
+    </w:p>
+    <w:p>
+      <w:pPr>
+        <w:spacing w:after="160" w:line="276"/>
+        <w:jc w:val="both"/>
+      </w:pPr>
+      <w:r>
+        <w:t xml:space="preserve">If you ever want to repeat this verification (e.g. after an exporter upgrade), the 30-second check is: in Grafana Explore, plot </w:t>
       </w:r>
       <w:r>
         <w:rPr>
@@ -15489,135 +16133,21 @@
           <w:sz w:val="18"/>
           <w:szCs w:val="18"/>
         </w:rPr>
-        <w:t xml:space="preserve">rate(...)</w:t>
-      </w:r>
-      <w:r>
-        <w:t xml:space="preserve"> call:</w:t>
-      </w:r>
-    </w:p>
-    <w:p>
-      <w:pPr>
-        <w:pBdr>
-          <w:left w:val="single" w:color="2E75B6" w:sz="18" w:space="8"/>
-        </w:pBdr>
-        <w:shd w:fill="F4F4F4" w:val="clear"/>
-        <w:spacing w:after="0" w:before="60" w:line="240"/>
-      </w:pPr>
+        <w:t xml:space="preserve">azure_web_sites_cputime_seconds_total{resourceName="ossultimateprod13wa"}</w:t>
+      </w:r>
+      <w:r>
+        <w:t xml:space="preserve"> over 24 h. If the line is sawtoothy / oscillating, the per-period interpretation still holds. If it looks monotonically rising, swap the recording rule's selector for </w:t>
+      </w:r>
       <w:r>
         <w:rPr>
           <w:rFonts w:ascii="Consolas" w:cs="Consolas" w:eastAsia="Consolas" w:hAnsi="Consolas"/>
-          <w:color w:val="1A1A1A"/>
-          <w:sz w:val="17"/>
-          <w:szCs w:val="17"/>
+          <w:sz w:val="18"/>
+          <w:szCs w:val="18"/>
         </w:rPr>
-        <w:t xml:space="preserve"># Replace the recording rule in Layer A2 with:</w:t>
-      </w:r>
-    </w:p>
-    <w:p>
-      <w:pPr>
-        <w:pBdr>
-          <w:left w:val="single" w:color="2E75B6" w:sz="18" w:space="8"/>
-        </w:pBdr>
-        <w:shd w:fill="F4F4F4" w:val="clear"/>
-        <w:spacing w:after="0" w:before="0" w:line="240"/>
-      </w:pPr>
-      <w:r>
-        <w:rPr>
-          <w:rFonts w:ascii="Consolas" w:cs="Consolas" w:eastAsia="Consolas" w:hAnsi="Consolas"/>
-          <w:color w:val="1A1A1A"/>
-          <w:sz w:val="17"/>
-          <w:szCs w:val="17"/>
-        </w:rPr>
-        <w:t xml:space="preserve">- record: appsvc:cputime:5m</w:t>
-      </w:r>
-    </w:p>
-    <w:p>
-      <w:pPr>
-        <w:pBdr>
-          <w:left w:val="single" w:color="2E75B6" w:sz="18" w:space="8"/>
-        </w:pBdr>
-        <w:shd w:fill="F4F4F4" w:val="clear"/>
-        <w:spacing w:after="0" w:before="0" w:line="240"/>
-      </w:pPr>
-      <w:r>
-        <w:rPr>
-          <w:rFonts w:ascii="Consolas" w:cs="Consolas" w:eastAsia="Consolas" w:hAnsi="Consolas"/>
-          <w:color w:val="1A1A1A"/>
-          <w:sz w:val="17"/>
-          <w:szCs w:val="17"/>
-        </w:rPr>
-        <w:t xml:space="preserve">  expr: |</w:t>
-      </w:r>
-    </w:p>
-    <w:p>
-      <w:pPr>
-        <w:pBdr>
-          <w:left w:val="single" w:color="2E75B6" w:sz="18" w:space="8"/>
-        </w:pBdr>
-        <w:shd w:fill="F4F4F4" w:val="clear"/>
-        <w:spacing w:after="0" w:before="0" w:line="240"/>
-      </w:pPr>
-      <w:r>
-        <w:rPr>
-          <w:rFonts w:ascii="Consolas" w:cs="Consolas" w:eastAsia="Consolas" w:hAnsi="Consolas"/>
-          <w:color w:val="1A1A1A"/>
-          <w:sz w:val="17"/>
-          <w:szCs w:val="17"/>
-        </w:rPr>
-        <w:t xml:space="preserve">    max by (resourceName) (</w:t>
-      </w:r>
-    </w:p>
-    <w:p>
-      <w:pPr>
-        <w:pBdr>
-          <w:left w:val="single" w:color="2E75B6" w:sz="18" w:space="8"/>
-        </w:pBdr>
-        <w:shd w:fill="F4F4F4" w:val="clear"/>
-        <w:spacing w:after="0" w:before="0" w:line="240"/>
-      </w:pPr>
-      <w:r>
-        <w:rPr>
-          <w:rFonts w:ascii="Consolas" w:cs="Consolas" w:eastAsia="Consolas" w:hAnsi="Consolas"/>
-          <w:color w:val="1A1A1A"/>
-          <w:sz w:val="17"/>
-          <w:szCs w:val="17"/>
-        </w:rPr>
-        <w:t xml:space="preserve">      rate(azure_web_sites_cputime_seconds_total{resourceName="ossultimateprod13wa"}[5m])</w:t>
-      </w:r>
-    </w:p>
-    <w:p>
-      <w:pPr>
-        <w:pBdr>
-          <w:left w:val="single" w:color="2E75B6" w:sz="18" w:space="8"/>
-        </w:pBdr>
-        <w:shd w:fill="F4F4F4" w:val="clear"/>
-        <w:spacing w:after="0" w:before="0" w:line="240"/>
-      </w:pPr>
-      <w:r>
-        <w:rPr>
-          <w:rFonts w:ascii="Consolas" w:cs="Consolas" w:eastAsia="Consolas" w:hAnsi="Consolas"/>
-          <w:color w:val="1A1A1A"/>
-          <w:sz w:val="17"/>
-          <w:szCs w:val="17"/>
-        </w:rPr>
-        <w:t xml:space="preserve">    )</w:t>
-      </w:r>
-    </w:p>
-    <w:p>
-      <w:pPr>
-        <w:spacing w:after="40"/>
-      </w:pPr>
-      <w:r>
-        <w:t xml:space="preserve"/>
-      </w:r>
-    </w:p>
-    <w:p>
-      <w:pPr>
-        <w:spacing w:after="160" w:line="276"/>
-        <w:jc w:val="both"/>
-      </w:pPr>
-      <w:r>
-        <w:t xml:space="preserve">The AKS Node CPU recording rule already uses </w:t>
+        <w:t xml:space="preserve">rate(... [5m])</w:t>
+      </w:r>
+      <w:r>
+        <w:t xml:space="preserve">. The AKS Node CPU recording rule already uses </w:t>
       </w:r>
       <w:r>
         <w:rPr>
@@ -15628,7 +16158,7 @@
         <w:t xml:space="preserve">rate()</w:t>
       </w:r>
       <w:r>
-        <w:t xml:space="preserve"> on the right metric, so it is correct regardless.</w:t>
+        <w:t xml:space="preserve"> on its counter, so it is correct regardless.</w:t>
       </w:r>
     </w:p>
     <w:p>
